--- a/SAPHALYA DAS UPDATED CV FULL JUNE 2026.docx
+++ b/SAPHALYA DAS UPDATED CV FULL JUNE 2026.docx
@@ -1,6 +1,6 @@
 
 <file path=word/document.xml><?xml version="1.0" encoding="utf-8"?>
-<w:document xmlns:wpc="http://schemas.microsoft.com/office/word/2010/wordprocessingCanvas" xmlns:cx="http://schemas.microsoft.com/office/drawing/2014/chartex" xmlns:cx1="http://schemas.microsoft.com/office/drawing/2015/9/8/chartex" xmlns:cx2="http://schemas.microsoft.com/office/drawing/2015/10/21/chartex" xmlns:cx3="http://schemas.microsoft.com/office/drawing/2016/5/9/chartex" xmlns:cx4="http://schemas.microsoft.com/office/drawing/2016/5/10/chartex" xmlns:cx5="http://schemas.microsoft.com/office/drawing/2016/5/11/chartex" xmlns:cx6="http://schemas.microsoft.com/office/drawing/2016/5/12/chartex" xmlns:cx7="http://schemas.microsoft.com/office/drawing/2016/5/13/chartex" xmlns:cx8="http://schemas.microsoft.com/office/drawing/2016/5/14/chartex" xmlns:mc="http://schemas.openxmlformats.org/markup-compatibility/2006" xmlns:aink="http://schemas.microsoft.com/office/drawing/2016/ink" xmlns:am3d="http://schemas.microsoft.com/office/drawing/2017/model3d" xmlns:o="urn:schemas-microsoft-com:office:office" xmlns:oel="http://schemas.microsoft.com/office/2019/extlst" xmlns:r="http://schemas.openxmlformats.org/officeDocument/2006/relationships" xmlns:m="http://schemas.openxmlformats.org/officeDocument/2006/math" xmlns:v="urn:schemas-microsoft-com:vml" xmlns:wp14="http://schemas.microsoft.com/office/word/2010/wordprocessingDrawing" xmlns:wp="http://schemas.openxmlformats.org/drawingml/2006/wordprocessingDrawing" xmlns:w10="urn:schemas-microsoft-com:office:word" xmlns:w="http://schemas.openxmlformats.org/wordprocessingml/2006/main" xmlns:w14="http://schemas.microsoft.com/office/word/2010/wordml" xmlns:w15="http://schemas.microsoft.com/office/word/2012/wordml" xmlns:w16cei="http://schemas.microsoft.com/office/word/2026/wordml/cei" xmlns:w16cex="http://schemas.microsoft.com/office/word/2018/wordml/cex" xmlns:w16cid="http://schemas.microsoft.com/office/word/2016/wordml/cid" xmlns:w16="http://schemas.microsoft.com/office/word/2018/wordml" xmlns:w16du="http://schemas.microsoft.com/office/word/2023/wordml/word16du" xmlns:w16sdtdh="http://schemas.microsoft.com/office/word/2020/wordml/sdtdatahash" xmlns:w16sdtfl="http://schemas.microsoft.com/office/word/2024/wordml/sdtformatlock" xmlns:w16se="http://schemas.microsoft.com/office/word/2015/wordml/symex" xmlns:wpg="http://schemas.microsoft.com/office/word/2010/wordprocessingGroup" xmlns:wpi="http://schemas.microsoft.com/office/word/2010/wordprocessingInk" xmlns:wne="http://schemas.microsoft.com/office/word/2006/wordml" xmlns:wps="http://schemas.microsoft.com/office/word/2010/wordprocessingShape" mc:Ignorable="w14 w15 w16se w16cid w16 w16cex w16sdtdh w16sdtfl w16du wp14">
+<w:document xmlns:wpc="http://schemas.microsoft.com/office/word/2010/wordprocessingCanvas" xmlns:cx="http://schemas.microsoft.com/office/drawing/2014/chartex" xmlns:cx1="http://schemas.microsoft.com/office/drawing/2015/9/8/chartex" xmlns:cx2="http://schemas.microsoft.com/office/drawing/2015/10/21/chartex" xmlns:cx3="http://schemas.microsoft.com/office/drawing/2016/5/9/chartex" xmlns:cx4="http://schemas.microsoft.com/office/drawing/2016/5/10/chartex" xmlns:cx5="http://schemas.microsoft.com/office/drawing/2016/5/11/chartex" xmlns:cx6="http://schemas.microsoft.com/office/drawing/2016/5/12/chartex" xmlns:cx7="http://schemas.microsoft.com/office/drawing/2016/5/13/chartex" xmlns:cx8="http://schemas.microsoft.com/office/drawing/2016/5/14/chartex" xmlns:mc="http://schemas.openxmlformats.org/markup-compatibility/2006" xmlns:aink="http://schemas.microsoft.com/office/drawing/2016/ink" xmlns:am3d="http://schemas.microsoft.com/office/drawing/2017/model3d" xmlns:o="urn:schemas-microsoft-com:office:office" xmlns:oel="http://schemas.microsoft.com/office/2019/extlst" xmlns:r="http://schemas.openxmlformats.org/officeDocument/2006/relationships" xmlns:m="http://schemas.openxmlformats.org/officeDocument/2006/math" xmlns:v="urn:schemas-microsoft-com:vml" xmlns:wp14="http://schemas.microsoft.com/office/word/2010/wordprocessingDrawing" xmlns:wp="http://schemas.openxmlformats.org/drawingml/2006/wordprocessingDrawing" xmlns:w10="urn:schemas-microsoft-com:office:word" xmlns:w="http://schemas.openxmlformats.org/wordprocessingml/2006/main" xmlns:w14="http://schemas.microsoft.com/office/word/2010/wordml" xmlns:w15="http://schemas.microsoft.com/office/word/2012/wordml" xmlns:w16cex="http://schemas.microsoft.com/office/word/2018/wordml/cex" xmlns:w16cid="http://schemas.microsoft.com/office/word/2016/wordml/cid" xmlns:w16="http://schemas.microsoft.com/office/word/2018/wordml" xmlns:w16du="http://schemas.microsoft.com/office/word/2023/wordml/word16du" xmlns:w16sdtdh="http://schemas.microsoft.com/office/word/2020/wordml/sdtdatahash" xmlns:w16sdtfl="http://schemas.microsoft.com/office/word/2024/wordml/sdtformatlock" xmlns:w16se="http://schemas.microsoft.com/office/word/2015/wordml/symex" xmlns:wpg="http://schemas.microsoft.com/office/word/2010/wordprocessingGroup" xmlns:wpi="http://schemas.microsoft.com/office/word/2010/wordprocessingInk" xmlns:wne="http://schemas.microsoft.com/office/word/2006/wordml" xmlns:wps="http://schemas.microsoft.com/office/word/2010/wordprocessingShape" mc:Ignorable="w14 w15 w16se w16cid w16 w16cex w16sdtdh w16sdtfl w16du wp14">
   <w:body>
     <w:p>
       <w:pPr>
@@ -124,7 +124,19 @@
           <w:rPr>
             <w:rStyle w:val="Hyperlink"/>
           </w:rPr>
-          <w:t>https://portfolio-eta-ashen-36.vercel.app/</w:t>
+          <w:t>https://saphalya-das.vercel.</w:t>
+        </w:r>
+        <w:r>
+          <w:rPr>
+            <w:rStyle w:val="Hyperlink"/>
+          </w:rPr>
+          <w:t>a</w:t>
+        </w:r>
+        <w:r>
+          <w:rPr>
+            <w:rStyle w:val="Hyperlink"/>
+          </w:rPr>
+          <w:t>pp/</w:t>
         </w:r>
       </w:hyperlink>
     </w:p>
@@ -891,7 +903,7 @@
           </mc:Choice>
           <mc:Fallback>
             <w:pict>
-              <v:shape w14:anchorId="2EE1682B" id="Graphic 1" o:spid="_x0000_s1026" style="position:absolute;margin-left:24.45pt;margin-top:.45pt;width:563pt;height:.1pt;z-index:15729152;visibility:visible;mso-wrap-style:square;mso-wrap-distance-left:0;mso-wrap-distance-top:0;mso-wrap-distance-right:0;mso-wrap-distance-bottom:0;mso-position-horizontal:absolute;mso-position-horizontal-relative:page;mso-position-vertical:absolute;mso-position-vertical-relative:text;v-text-anchor:top" coordsize="7150100,1270" o:gfxdata="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" path="m,l7149973,e" filled="f" strokeweight=".14036mm">
+              <v:shape w14:anchorId="50FE0787" id="Graphic 1" o:spid="_x0000_s1026" style="position:absolute;margin-left:24.45pt;margin-top:.45pt;width:563pt;height:.1pt;z-index:15729152;visibility:visible;mso-wrap-style:square;mso-wrap-distance-left:0;mso-wrap-distance-top:0;mso-wrap-distance-right:0;mso-wrap-distance-bottom:0;mso-position-horizontal:absolute;mso-position-horizontal-relative:page;mso-position-vertical:absolute;mso-position-vertical-relative:text;v-text-anchor:top" coordsize="7150100,1270" o:gfxdata="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" path="m,l7149973,e" filled="f" strokeweight=".14036mm">
                 <v:path arrowok="t"/>
                 <w10:wrap anchorx="page"/>
               </v:shape>
@@ -983,7 +995,25 @@
           <w:szCs w:val="20"/>
           <w:lang w:val="en-IN"/>
         </w:rPr>
-        <w:t>: Python, FastAPI, PostgreSQL, Machine Learning, NLP, Transformers (BERT), REST APIs</w:t>
+        <w:t xml:space="preserve">: Python, </w:t>
+      </w:r>
+      <w:proofErr w:type="spellStart"/>
+      <w:r>
+        <w:rPr>
+          <w:sz w:val="20"/>
+          <w:szCs w:val="20"/>
+          <w:lang w:val="en-IN"/>
+        </w:rPr>
+        <w:t>FastAPI</w:t>
+      </w:r>
+      <w:proofErr w:type="spellEnd"/>
+      <w:r>
+        <w:rPr>
+          <w:sz w:val="20"/>
+          <w:szCs w:val="20"/>
+          <w:lang w:val="en-IN"/>
+        </w:rPr>
+        <w:t>, PostgreSQL, Machine Learning, NLP, Transformers (BERT), REST APIs</w:t>
       </w:r>
     </w:p>
     <w:p>
@@ -1265,7 +1295,25 @@
           <w:szCs w:val="20"/>
           <w:lang w:val="en-IN"/>
         </w:rPr>
-        <w:t>Python, FastAPI, PostgreSQL, React, NLP, RAG, FAISS, Knowledge Graphs, LLMs</w:t>
+        <w:t xml:space="preserve">Python, </w:t>
+      </w:r>
+      <w:proofErr w:type="spellStart"/>
+      <w:r>
+        <w:rPr>
+          <w:sz w:val="20"/>
+          <w:szCs w:val="20"/>
+          <w:lang w:val="en-IN"/>
+        </w:rPr>
+        <w:t>FastAPI</w:t>
+      </w:r>
+      <w:proofErr w:type="spellEnd"/>
+      <w:r>
+        <w:rPr>
+          <w:sz w:val="20"/>
+          <w:szCs w:val="20"/>
+          <w:lang w:val="en-IN"/>
+        </w:rPr>
+        <w:t>, PostgreSQL, React, NLP, RAG, FAISS, Knowledge Graphs, LLMs</w:t>
       </w:r>
     </w:p>
     <w:p>
@@ -1632,7 +1680,35 @@
         <w:rPr>
           <w:lang w:val="en-IN"/>
         </w:rPr>
-        <w:t xml:space="preserve"> FastAPI, React, PostgreSQL, SQLAlchemy, REST APIs, JWT Authentication, RBAC</w:t>
+        <w:t xml:space="preserve"> </w:t>
+      </w:r>
+      <w:proofErr w:type="spellStart"/>
+      <w:r>
+        <w:rPr>
+          <w:lang w:val="en-IN"/>
+        </w:rPr>
+        <w:t>FastAPI</w:t>
+      </w:r>
+      <w:proofErr w:type="spellEnd"/>
+      <w:r>
+        <w:rPr>
+          <w:lang w:val="en-IN"/>
+        </w:rPr>
+        <w:t xml:space="preserve">, React, PostgreSQL, </w:t>
+      </w:r>
+      <w:proofErr w:type="spellStart"/>
+      <w:r>
+        <w:rPr>
+          <w:lang w:val="en-IN"/>
+        </w:rPr>
+        <w:t>SQLAlchemy</w:t>
+      </w:r>
+      <w:proofErr w:type="spellEnd"/>
+      <w:r>
+        <w:rPr>
+          <w:lang w:val="en-IN"/>
+        </w:rPr>
+        <w:t>, REST APIs, JWT Authentication, RBAC</w:t>
       </w:r>
     </w:p>
     <w:p>
@@ -1666,7 +1742,21 @@
         <w:rPr>
           <w:lang w:val="en-IN"/>
         </w:rPr>
-        <w:t xml:space="preserve"> NumPy, Pandas, Scikit-learn, Matplotlib, spaCy, Transformers, Sentence Transformers, FAISS</w:t>
+        <w:t xml:space="preserve"> NumPy, Pandas, Scikit-learn, Matplotlib, </w:t>
+      </w:r>
+      <w:proofErr w:type="spellStart"/>
+      <w:r>
+        <w:rPr>
+          <w:lang w:val="en-IN"/>
+        </w:rPr>
+        <w:t>spaCy</w:t>
+      </w:r>
+      <w:proofErr w:type="spellEnd"/>
+      <w:r>
+        <w:rPr>
+          <w:lang w:val="en-IN"/>
+        </w:rPr>
+        <w:t>, Transformers, Sentence Transformers, FAISS</w:t>
       </w:r>
     </w:p>
     <w:p>
@@ -1896,7 +1986,7 @@
           </mc:Choice>
           <mc:Fallback>
             <w:pict>
-              <v:shape w14:anchorId="36ADA2C4" id="Graphic 2" o:spid="_x0000_s1026" style="position:absolute;margin-left:24.45pt;margin-top:.95pt;width:563pt;height:.1pt;z-index:251659264;visibility:visible;mso-wrap-style:square;mso-wrap-distance-left:0;mso-wrap-distance-top:0;mso-wrap-distance-right:0;mso-wrap-distance-bottom:0;mso-position-horizontal:absolute;mso-position-horizontal-relative:page;mso-position-vertical:absolute;mso-position-vertical-relative:text;v-text-anchor:top" coordsize="7150100,1270" o:gfxdata="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" path="m,l7149973,e" filled="f" strokeweight=".14036mm">
+              <v:shape w14:anchorId="70F29CF7" id="Graphic 2" o:spid="_x0000_s1026" style="position:absolute;margin-left:24.45pt;margin-top:.95pt;width:563pt;height:.1pt;z-index:251659264;visibility:visible;mso-wrap-style:square;mso-wrap-distance-left:0;mso-wrap-distance-top:0;mso-wrap-distance-right:0;mso-wrap-distance-bottom:0;mso-position-horizontal:absolute;mso-position-horizontal-relative:page;mso-position-vertical:absolute;mso-position-vertical-relative:text;v-text-anchor:top" coordsize="7150100,1270" o:gfxdata="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" path="m,l7149973,e" filled="f" strokeweight=".14036mm">
                 <v:path arrowok="t"/>
                 <w10:wrap anchorx="page"/>
               </v:shape>
@@ -1963,7 +2053,31 @@
           <w:szCs w:val="20"/>
           <w:lang w:val="en-IN"/>
         </w:rPr>
-        <w:t>AI Genomic Hybridization Analysis | Computational Biology, BioPython, NumPy, Pandas, ML</w:t>
+        <w:t xml:space="preserve">AI Genomic Hybridization Analysis | Computational Biology, </w:t>
+      </w:r>
+      <w:proofErr w:type="spellStart"/>
+      <w:r>
+        <w:rPr>
+          <w:b w:val="0"/>
+          <w:bCs w:val="0"/>
+          <w:spacing w:val="-2"/>
+          <w:sz w:val="20"/>
+          <w:szCs w:val="20"/>
+          <w:lang w:val="en-IN"/>
+        </w:rPr>
+        <w:t>BioPython</w:t>
+      </w:r>
+      <w:proofErr w:type="spellEnd"/>
+      <w:r>
+        <w:rPr>
+          <w:b w:val="0"/>
+          <w:bCs w:val="0"/>
+          <w:spacing w:val="-2"/>
+          <w:sz w:val="20"/>
+          <w:szCs w:val="20"/>
+          <w:lang w:val="en-IN"/>
+        </w:rPr>
+        <w:t>, NumPy, Pandas, ML</w:t>
       </w:r>
       <w:r>
         <w:rPr>
@@ -2201,7 +2315,73 @@
           <w:sz w:val="20"/>
           <w:szCs w:val="20"/>
         </w:rPr>
-        <w:t>AI Neural Decoding &amp; Communication System | Python, PyTorch, React, TypeScript, MQTT, Machine Learning Engineered an end-to-end brain-computer interface (BCI) platform using Raspberry Pi and BioAmp sensors to capture real-time EEG/EMG signals, leveraging PyTorch-based deep learning models for neural signal decoding and real-time text generation through React and MQTT-based communication systems.</w:t>
+        <w:t xml:space="preserve">AI Neural Decoding &amp; Communication System | Python, </w:t>
+      </w:r>
+      <w:proofErr w:type="spellStart"/>
+      <w:r>
+        <w:rPr>
+          <w:b w:val="0"/>
+          <w:bCs w:val="0"/>
+          <w:spacing w:val="-2"/>
+          <w:sz w:val="20"/>
+          <w:szCs w:val="20"/>
+        </w:rPr>
+        <w:t>PyTorch</w:t>
+      </w:r>
+      <w:proofErr w:type="spellEnd"/>
+      <w:r>
+        <w:rPr>
+          <w:b w:val="0"/>
+          <w:bCs w:val="0"/>
+          <w:spacing w:val="-2"/>
+          <w:sz w:val="20"/>
+          <w:szCs w:val="20"/>
+        </w:rPr>
+        <w:t xml:space="preserve">, React, TypeScript, MQTT, Machine Learning Engineered an end-to-end brain-computer interface (BCI) platform using Raspberry Pi and </w:t>
+      </w:r>
+      <w:proofErr w:type="spellStart"/>
+      <w:r>
+        <w:rPr>
+          <w:b w:val="0"/>
+          <w:bCs w:val="0"/>
+          <w:spacing w:val="-2"/>
+          <w:sz w:val="20"/>
+          <w:szCs w:val="20"/>
+        </w:rPr>
+        <w:t>BioAmp</w:t>
+      </w:r>
+      <w:proofErr w:type="spellEnd"/>
+      <w:r>
+        <w:rPr>
+          <w:b w:val="0"/>
+          <w:bCs w:val="0"/>
+          <w:spacing w:val="-2"/>
+          <w:sz w:val="20"/>
+          <w:szCs w:val="20"/>
+        </w:rPr>
+        <w:t xml:space="preserve"> sensors to capture real-time EEG/EMG signals, leveraging </w:t>
+      </w:r>
+      <w:proofErr w:type="spellStart"/>
+      <w:r>
+        <w:rPr>
+          <w:b w:val="0"/>
+          <w:bCs w:val="0"/>
+          <w:spacing w:val="-2"/>
+          <w:sz w:val="20"/>
+          <w:szCs w:val="20"/>
+        </w:rPr>
+        <w:t>PyTorch</w:t>
+      </w:r>
+      <w:proofErr w:type="spellEnd"/>
+      <w:r>
+        <w:rPr>
+          <w:b w:val="0"/>
+          <w:bCs w:val="0"/>
+          <w:spacing w:val="-2"/>
+          <w:sz w:val="20"/>
+          <w:szCs w:val="20"/>
+        </w:rPr>
+        <w:t>-based deep learning models for neural signal decoding and real-time text generation through React and MQTT-based communication systems.</w:t>
       </w:r>
     </w:p>
     <w:p>
@@ -3234,7 +3414,7 @@
           </mc:Choice>
           <mc:Fallback>
             <w:pict>
-              <v:group w14:anchorId="5FA12D5C" id="Group 3" o:spid="_x0000_s1026" style="width:563pt;height:.4pt;mso-position-horizontal-relative:char;mso-position-vertical-relative:line" coordsize="71501,50" o:gfxdata="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">
+              <v:group w14:anchorId="2C3027C1" id="Group 3" o:spid="_x0000_s1026" style="width:563pt;height:.4pt;mso-position-horizontal-relative:char;mso-position-vertical-relative:line" coordsize="71501,50" o:gfxdata="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">
                 <v:shape id="Graphic 4" o:spid="_x0000_s1027" style="position:absolute;top:25;width:71501;height:12;visibility:visible;mso-wrap-style:square;v-text-anchor:top" coordsize="7150100,1270" o:gfxdata="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" path="m,l7149973,e" filled="f" strokeweight=".14036mm">
                   <v:path arrowok="t"/>
                 </v:shape>
@@ -5080,7 +5260,7 @@
 </file>
 
 <file path=word/numbering.xml><?xml version="1.0" encoding="utf-8"?>
-<w:numbering xmlns:wpc="http://schemas.microsoft.com/office/word/2010/wordprocessingCanvas" xmlns:cx="http://schemas.microsoft.com/office/drawing/2014/chartex" xmlns:cx1="http://schemas.microsoft.com/office/drawing/2015/9/8/chartex" xmlns:cx2="http://schemas.microsoft.com/office/drawing/2015/10/21/chartex" xmlns:cx3="http://schemas.microsoft.com/office/drawing/2016/5/9/chartex" xmlns:cx4="http://schemas.microsoft.com/office/drawing/2016/5/10/chartex" xmlns:cx5="http://schemas.microsoft.com/office/drawing/2016/5/11/chartex" xmlns:cx6="http://schemas.microsoft.com/office/drawing/2016/5/12/chartex" xmlns:cx7="http://schemas.microsoft.com/office/drawing/2016/5/13/chartex" xmlns:cx8="http://schemas.microsoft.com/office/drawing/2016/5/14/chartex" xmlns:mc="http://schemas.openxmlformats.org/markup-compatibility/2006" xmlns:aink="http://schemas.microsoft.com/office/drawing/2016/ink" xmlns:am3d="http://schemas.microsoft.com/office/drawing/2017/model3d" xmlns:o="urn:schemas-microsoft-com:office:office" xmlns:oel="http://schemas.microsoft.com/office/2019/extlst" xmlns:r="http://schemas.openxmlformats.org/officeDocument/2006/relationships" xmlns:m="http://schemas.openxmlformats.org/officeDocument/2006/math" xmlns:v="urn:schemas-microsoft-com:vml" xmlns:wp14="http://schemas.microsoft.com/office/word/2010/wordprocessingDrawing" xmlns:wp="http://schemas.openxmlformats.org/drawingml/2006/wordprocessingDrawing" xmlns:w10="urn:schemas-microsoft-com:office:word" xmlns:w="http://schemas.openxmlformats.org/wordprocessingml/2006/main" xmlns:w14="http://schemas.microsoft.com/office/word/2010/wordml" xmlns:w15="http://schemas.microsoft.com/office/word/2012/wordml" xmlns:w16cei="http://schemas.microsoft.com/office/word/2026/wordml/cei" xmlns:w16cex="http://schemas.microsoft.com/office/word/2018/wordml/cex" xmlns:w16cid="http://schemas.microsoft.com/office/word/2016/wordml/cid" xmlns:w16="http://schemas.microsoft.com/office/word/2018/wordml" xmlns:w16du="http://schemas.microsoft.com/office/word/2023/wordml/word16du" xmlns:w16sdtdh="http://schemas.microsoft.com/office/word/2020/wordml/sdtdatahash" xmlns:w16sdtfl="http://schemas.microsoft.com/office/word/2024/wordml/sdtformatlock" xmlns:w16se="http://schemas.microsoft.com/office/word/2015/wordml/symex" xmlns:wpg="http://schemas.microsoft.com/office/word/2010/wordprocessingGroup" xmlns:wpi="http://schemas.microsoft.com/office/word/2010/wordprocessingInk" xmlns:wne="http://schemas.microsoft.com/office/word/2006/wordml" xmlns:wps="http://schemas.microsoft.com/office/word/2010/wordprocessingShape" mc:Ignorable="w14 w15 w16se w16cid w16 w16cex w16sdtdh w16sdtfl w16du wp14">
+<w:numbering xmlns:wpc="http://schemas.microsoft.com/office/word/2010/wordprocessingCanvas" xmlns:cx="http://schemas.microsoft.com/office/drawing/2014/chartex" xmlns:cx1="http://schemas.microsoft.com/office/drawing/2015/9/8/chartex" xmlns:cx2="http://schemas.microsoft.com/office/drawing/2015/10/21/chartex" xmlns:cx3="http://schemas.microsoft.com/office/drawing/2016/5/9/chartex" xmlns:cx4="http://schemas.microsoft.com/office/drawing/2016/5/10/chartex" xmlns:cx5="http://schemas.microsoft.com/office/drawing/2016/5/11/chartex" xmlns:cx6="http://schemas.microsoft.com/office/drawing/2016/5/12/chartex" xmlns:cx7="http://schemas.microsoft.com/office/drawing/2016/5/13/chartex" xmlns:cx8="http://schemas.microsoft.com/office/drawing/2016/5/14/chartex" xmlns:mc="http://schemas.openxmlformats.org/markup-compatibility/2006" xmlns:aink="http://schemas.microsoft.com/office/drawing/2016/ink" xmlns:am3d="http://schemas.microsoft.com/office/drawing/2017/model3d" xmlns:o="urn:schemas-microsoft-com:office:office" xmlns:oel="http://schemas.microsoft.com/office/2019/extlst" xmlns:r="http://schemas.openxmlformats.org/officeDocument/2006/relationships" xmlns:m="http://schemas.openxmlformats.org/officeDocument/2006/math" xmlns:v="urn:schemas-microsoft-com:vml" xmlns:wp14="http://schemas.microsoft.com/office/word/2010/wordprocessingDrawing" xmlns:wp="http://schemas.openxmlformats.org/drawingml/2006/wordprocessingDrawing" xmlns:w10="urn:schemas-microsoft-com:office:word" xmlns:w="http://schemas.openxmlformats.org/wordprocessingml/2006/main" xmlns:w14="http://schemas.microsoft.com/office/word/2010/wordml" xmlns:w15="http://schemas.microsoft.com/office/word/2012/wordml" xmlns:w16cex="http://schemas.microsoft.com/office/word/2018/wordml/cex" xmlns:w16cid="http://schemas.microsoft.com/office/word/2016/wordml/cid" xmlns:w16="http://schemas.microsoft.com/office/word/2018/wordml" xmlns:w16du="http://schemas.microsoft.com/office/word/2023/wordml/word16du" xmlns:w16sdtdh="http://schemas.microsoft.com/office/word/2020/wordml/sdtdatahash" xmlns:w16sdtfl="http://schemas.microsoft.com/office/word/2024/wordml/sdtformatlock" xmlns:w16se="http://schemas.microsoft.com/office/word/2015/wordml/symex" xmlns:wpg="http://schemas.microsoft.com/office/word/2010/wordprocessingGroup" xmlns:wpi="http://schemas.microsoft.com/office/word/2010/wordprocessingInk" xmlns:wne="http://schemas.microsoft.com/office/word/2006/wordml" xmlns:wps="http://schemas.microsoft.com/office/word/2010/wordprocessingShape" mc:Ignorable="w14 w15 w16se w16cid w16 w16cex w16sdtdh w16sdtfl w16du wp14">
   <w:abstractNum w:abstractNumId="0" w15:restartNumberingAfterBreak="0">
     <w:nsid w:val="02D71BBA"/>
     <w:multiLevelType w:val="multilevel"/>
@@ -8536,6 +8716,18 @@
       <w:shd w:val="clear" w:color="auto" w:fill="E1DFDD"/>
     </w:rPr>
   </w:style>
+  <w:style w:type="character" w:styleId="FollowedHyperlink">
+    <w:name w:val="FollowedHyperlink"/>
+    <w:basedOn w:val="DefaultParagraphFont"/>
+    <w:uiPriority w:val="99"/>
+    <w:semiHidden/>
+    <w:unhideWhenUsed/>
+    <w:rsid w:val="005A078A"/>
+    <w:rPr>
+      <w:color w:val="800080" w:themeColor="followedHyperlink"/>
+      <w:u w:val="single"/>
+    </w:rPr>
+  </w:style>
 </w:styles>
 </file>
 
